--- a/Myeisha_Cheek_Resume_ShippingReceiving_KuehneNagel.docx
+++ b/Myeisha_Cheek_Resume_ShippingReceiving_KuehneNagel.docx
@@ -4,13 +4,14 @@
   <w:body>
     <w:p>
       <w:pPr>
-        <w:spacing w:after="0" w:before="0"/>
+        <w:spacing w:before="0" w:after="40"/>
         <w:jc w:val="center"/>
       </w:pPr>
       <w:r>
         <w:rPr>
           <w:rFonts w:ascii="Times New Roman" w:hAnsi="Times New Roman"/>
           <w:b/>
+          <w:color w:val="000000"/>
           <w:sz w:val="32"/>
         </w:rPr>
         <w:t>MYEISHA CHEEK</w:t>
@@ -18,12 +19,14 @@
     </w:p>
     <w:p>
       <w:pPr>
-        <w:spacing w:after="80" w:before="0"/>
+        <w:spacing w:before="0" w:after="60"/>
+        <w:jc w:val="left"/>
       </w:pPr>
       <w:r>
         <w:rPr>
           <w:rFonts w:ascii="Times New Roman" w:hAnsi="Times New Roman"/>
           <w:b w:val="0"/>
+          <w:color w:val="000000"/>
           <w:sz w:val="24"/>
         </w:rPr>
         <w:t>Charlotte, NC 28273 | (864) 398-3096 | myeishacheek05@gmail.com</w:t>
@@ -31,24 +34,25 @@
     </w:p>
     <w:p>
       <w:pPr>
-        <w:spacing w:after="0" w:before="80"/>
+        <w:spacing w:before="40" w:after="40"/>
+        <w:pBdr>
+          <w:bottom w:val="single" w:sz="6" w:space="1" w:color="000000"/>
+        </w:pBdr>
       </w:pPr>
-      <w:r>
-        <w:rPr>
-          <w:rFonts w:ascii="Times New Roman" w:hAnsi="Times New Roman"/>
-          <w:sz w:val="16"/>
-        </w:rPr>
-        <w:t>________________________________________________________________________</w:t>
-      </w:r>
     </w:p>
     <w:p>
       <w:pPr>
-        <w:spacing w:before="240" w:after="80"/>
+        <w:spacing w:before="200" w:after="80"/>
+        <w:jc w:val="left"/>
+        <w:pBdr>
+          <w:bottom w:val="single" w:sz="4" w:space="1" w:color="000000"/>
+        </w:pBdr>
       </w:pPr>
       <w:r>
         <w:rPr>
           <w:rFonts w:ascii="Times New Roman" w:hAnsi="Times New Roman"/>
           <w:b/>
+          <w:color w:val="000000"/>
           <w:sz w:val="24"/>
         </w:rPr>
         <w:t>PROFESSIONAL SUMMARY</w:t>
@@ -56,12 +60,14 @@
     </w:p>
     <w:p>
       <w:pPr>
-        <w:spacing w:after="80" w:before="0"/>
+        <w:spacing w:before="0" w:after="60"/>
+        <w:jc w:val="left"/>
       </w:pPr>
       <w:r>
         <w:rPr>
           <w:rFonts w:ascii="Times New Roman" w:hAnsi="Times New Roman"/>
           <w:b w:val="0"/>
+          <w:color w:val="000000"/>
           <w:sz w:val="24"/>
         </w:rPr>
         <w:t>Detail-oriented professional with experience in fast-paced retail, customer service, and administrative environments. Skilled in receiving, organizing, and accurately processing documentation, managing inventory, restocking merchandise, and maintaining organized records. Comfortable working in high-volume environments with multiple competing priorities. Reliable, organized, and able to work efficiently with minimal supervision. Proficient in Microsoft Office Suite and CRM systems.</w:t>
@@ -69,24 +75,25 @@
     </w:p>
     <w:p>
       <w:pPr>
-        <w:spacing w:after="0" w:before="80"/>
+        <w:spacing w:before="40" w:after="40"/>
+        <w:pBdr>
+          <w:bottom w:val="single" w:sz="6" w:space="1" w:color="000000"/>
+        </w:pBdr>
       </w:pPr>
-      <w:r>
-        <w:rPr>
-          <w:rFonts w:ascii="Times New Roman" w:hAnsi="Times New Roman"/>
-          <w:sz w:val="16"/>
-        </w:rPr>
-        <w:t>________________________________________________________________________</w:t>
-      </w:r>
     </w:p>
     <w:p>
       <w:pPr>
-        <w:spacing w:before="240" w:after="80"/>
+        <w:spacing w:before="200" w:after="80"/>
+        <w:jc w:val="left"/>
+        <w:pBdr>
+          <w:bottom w:val="single" w:sz="4" w:space="1" w:color="000000"/>
+        </w:pBdr>
       </w:pPr>
       <w:r>
         <w:rPr>
           <w:rFonts w:ascii="Times New Roman" w:hAnsi="Times New Roman"/>
           <w:b/>
+          <w:color w:val="000000"/>
           <w:sz w:val="24"/>
         </w:rPr>
         <w:t>PROFESSIONAL EXPERIENCE</w:t>
@@ -94,25 +101,39 @@
     </w:p>
     <w:p>
       <w:pPr>
-        <w:spacing w:after="80" w:before="0"/>
+        <w:spacing w:before="0" w:after="60"/>
+        <w:jc w:val="left"/>
+      </w:pPr>
+      <w:r>
+        <w:rPr>
+          <w:rFonts w:ascii="Times New Roman" w:hAnsi="Times New Roman"/>
+          <w:b/>
+          <w:color w:val="000000"/>
+          <w:sz w:val="24"/>
+        </w:rPr>
+        <w:t>Client Intake Coordinator</w:t>
+      </w:r>
+      <w:r>
+        <w:rPr>
+          <w:rFonts w:ascii="Times New Roman" w:hAnsi="Times New Roman"/>
+          <w:b w:val="0"/>
+          <w:color w:val="000000"/>
+          <w:sz w:val="24"/>
+        </w:rPr>
+        <w:t xml:space="preserve"> | Cattie and Gonzalez, PLLC | Charlotte, NC | January 2025 - Present</w:t>
+      </w:r>
+    </w:p>
+    <w:p>
+      <w:pPr>
+        <w:pStyle w:val="ListBullet"/>
+        <w:spacing w:before="0" w:after="40"/>
+        <w:ind w:left="360"/>
       </w:pPr>
       <w:r>
         <w:rPr>
           <w:rFonts w:ascii="Times New Roman" w:hAnsi="Times New Roman"/>
           <w:b w:val="0"/>
-          <w:sz w:val="24"/>
-        </w:rPr>
-        <w:t>Client Intake Coordinator | Cattie and Gonzalez, PLLC | Charlotte, NC | January 2025 - Present</w:t>
-      </w:r>
-    </w:p>
-    <w:p>
-      <w:pPr>
-        <w:pStyle w:val="ListBullet"/>
-        <w:spacing w:after="20" w:before="20"/>
-      </w:pPr>
-      <w:r>
-        <w:rPr>
-          <w:rFonts w:ascii="Times New Roman" w:hAnsi="Times New Roman"/>
+          <w:color w:val="000000"/>
           <w:sz w:val="24"/>
         </w:rPr>
         <w:t>Receive, process, and accurately document incoming client information and materials, ensuring all required documentation is complete and properly routed.</w:t>
@@ -121,11 +142,14 @@
     <w:p>
       <w:pPr>
         <w:pStyle w:val="ListBullet"/>
-        <w:spacing w:after="20" w:before="20"/>
+        <w:spacing w:before="0" w:after="40"/>
+        <w:ind w:left="360"/>
       </w:pPr>
       <w:r>
         <w:rPr>
           <w:rFonts w:ascii="Times New Roman" w:hAnsi="Times New Roman"/>
+          <w:b w:val="0"/>
+          <w:color w:val="000000"/>
           <w:sz w:val="24"/>
         </w:rPr>
         <w:t>Maintain organized records in Litify, tracking incoming and outgoing communications and ensuring accurate data entry.</w:t>
@@ -134,11 +158,14 @@
     <w:p>
       <w:pPr>
         <w:pStyle w:val="ListBullet"/>
-        <w:spacing w:after="20" w:before="20"/>
+        <w:spacing w:before="0" w:after="40"/>
+        <w:ind w:left="360"/>
       </w:pPr>
       <w:r>
         <w:rPr>
           <w:rFonts w:ascii="Times New Roman" w:hAnsi="Times New Roman"/>
+          <w:b w:val="0"/>
+          <w:color w:val="000000"/>
           <w:sz w:val="24"/>
         </w:rPr>
         <w:t>Manage multiple active files simultaneously, prioritizing tasks to meet daily deadlines.</w:t>
@@ -147,11 +174,14 @@
     <w:p>
       <w:pPr>
         <w:pStyle w:val="ListBullet"/>
-        <w:spacing w:after="20" w:before="20"/>
+        <w:spacing w:before="0" w:after="40"/>
+        <w:ind w:left="360"/>
       </w:pPr>
       <w:r>
         <w:rPr>
           <w:rFonts w:ascii="Times New Roman" w:hAnsi="Times New Roman"/>
+          <w:b w:val="0"/>
+          <w:color w:val="000000"/>
           <w:sz w:val="24"/>
         </w:rPr>
         <w:t>Handle sensitive materials with care and accuracy in a fast-paced office environment.</w:t>
@@ -159,25 +189,39 @@
     </w:p>
     <w:p>
       <w:pPr>
-        <w:spacing w:after="80" w:before="0"/>
+        <w:spacing w:before="0" w:after="60"/>
+        <w:jc w:val="left"/>
+      </w:pPr>
+      <w:r>
+        <w:rPr>
+          <w:rFonts w:ascii="Times New Roman" w:hAnsi="Times New Roman"/>
+          <w:b/>
+          <w:color w:val="000000"/>
+          <w:sz w:val="24"/>
+        </w:rPr>
+        <w:t>Seasonal Sales Associate</w:t>
+      </w:r>
+      <w:r>
+        <w:rPr>
+          <w:rFonts w:ascii="Times New Roman" w:hAnsi="Times New Roman"/>
+          <w:b w:val="0"/>
+          <w:color w:val="000000"/>
+          <w:sz w:val="24"/>
+        </w:rPr>
+        <w:t xml:space="preserve"> | Crate &amp; Barrel | Charlotte, NC | November 2024 - January 2025</w:t>
+      </w:r>
+    </w:p>
+    <w:p>
+      <w:pPr>
+        <w:pStyle w:val="ListBullet"/>
+        <w:spacing w:before="0" w:after="40"/>
+        <w:ind w:left="360"/>
       </w:pPr>
       <w:r>
         <w:rPr>
           <w:rFonts w:ascii="Times New Roman" w:hAnsi="Times New Roman"/>
           <w:b w:val="0"/>
-          <w:sz w:val="24"/>
-        </w:rPr>
-        <w:t>Seasonal Sales Associate | Crate &amp; Barrel | Charlotte, NC | November 2024 - January 2025</w:t>
-      </w:r>
-    </w:p>
-    <w:p>
-      <w:pPr>
-        <w:pStyle w:val="ListBullet"/>
-        <w:spacing w:after="20" w:before="20"/>
-      </w:pPr>
-      <w:r>
-        <w:rPr>
-          <w:rFonts w:ascii="Times New Roman" w:hAnsi="Times New Roman"/>
+          <w:color w:val="000000"/>
           <w:sz w:val="24"/>
         </w:rPr>
         <w:t>Received, unboxed, and organized incoming merchandise shipments, verifying accuracy against inventory records.</w:t>
@@ -186,11 +230,14 @@
     <w:p>
       <w:pPr>
         <w:pStyle w:val="ListBullet"/>
-        <w:spacing w:after="20" w:before="20"/>
+        <w:spacing w:before="0" w:after="40"/>
+        <w:ind w:left="360"/>
       </w:pPr>
       <w:r>
         <w:rPr>
           <w:rFonts w:ascii="Times New Roman" w:hAnsi="Times New Roman"/>
+          <w:b w:val="0"/>
+          <w:color w:val="000000"/>
           <w:sz w:val="24"/>
         </w:rPr>
         <w:t>Restocked merchandise and maintained organized store displays during high-volume seasonal operations.</w:t>
@@ -199,11 +246,14 @@
     <w:p>
       <w:pPr>
         <w:pStyle w:val="ListBullet"/>
-        <w:spacing w:after="20" w:before="20"/>
+        <w:spacing w:before="0" w:after="40"/>
+        <w:ind w:left="360"/>
       </w:pPr>
       <w:r>
         <w:rPr>
           <w:rFonts w:ascii="Times New Roman" w:hAnsi="Times New Roman"/>
+          <w:b w:val="0"/>
+          <w:color w:val="000000"/>
           <w:sz w:val="24"/>
         </w:rPr>
         <w:t>Processed transactions accurately and efficiently using point-of-sale systems during peak holiday traffic.</w:t>
@@ -212,11 +262,14 @@
     <w:p>
       <w:pPr>
         <w:pStyle w:val="ListBullet"/>
-        <w:spacing w:after="20" w:before="20"/>
+        <w:spacing w:before="0" w:after="40"/>
+        <w:ind w:left="360"/>
       </w:pPr>
       <w:r>
         <w:rPr>
           <w:rFonts w:ascii="Times New Roman" w:hAnsi="Times New Roman"/>
+          <w:b w:val="0"/>
+          <w:color w:val="000000"/>
           <w:sz w:val="24"/>
         </w:rPr>
         <w:t>Collaborated with team members to meet daily operational goals in a fast-paced environment.</w:t>
@@ -225,11 +278,14 @@
     <w:p>
       <w:pPr>
         <w:pStyle w:val="ListBullet"/>
-        <w:spacing w:after="20" w:before="20"/>
+        <w:spacing w:before="0" w:after="40"/>
+        <w:ind w:left="360"/>
       </w:pPr>
       <w:r>
         <w:rPr>
           <w:rFonts w:ascii="Times New Roman" w:hAnsi="Times New Roman"/>
+          <w:b w:val="0"/>
+          <w:color w:val="000000"/>
           <w:sz w:val="24"/>
         </w:rPr>
         <w:t>Handled customer inquiries and returns with accuracy and professionalism.</w:t>
@@ -237,25 +293,39 @@
     </w:p>
     <w:p>
       <w:pPr>
-        <w:spacing w:after="80" w:before="0"/>
+        <w:spacing w:before="0" w:after="60"/>
+        <w:jc w:val="left"/>
+      </w:pPr>
+      <w:r>
+        <w:rPr>
+          <w:rFonts w:ascii="Times New Roman" w:hAnsi="Times New Roman"/>
+          <w:b/>
+          <w:color w:val="000000"/>
+          <w:sz w:val="24"/>
+        </w:rPr>
+        <w:t>Event Staff / Server (Part-Time)</w:t>
+      </w:r>
+      <w:r>
+        <w:rPr>
+          <w:rFonts w:ascii="Times New Roman" w:hAnsi="Times New Roman"/>
+          <w:b w:val="0"/>
+          <w:color w:val="000000"/>
+          <w:sz w:val="24"/>
+        </w:rPr>
+        <w:t xml:space="preserve"> | Forest Lake Country Club | Columbia, SC | May 2022 - April 2023</w:t>
+      </w:r>
+    </w:p>
+    <w:p>
+      <w:pPr>
+        <w:pStyle w:val="ListBullet"/>
+        <w:spacing w:before="0" w:after="40"/>
+        <w:ind w:left="360"/>
       </w:pPr>
       <w:r>
         <w:rPr>
           <w:rFonts w:ascii="Times New Roman" w:hAnsi="Times New Roman"/>
           <w:b w:val="0"/>
-          <w:sz w:val="24"/>
-        </w:rPr>
-        <w:t>Event Staff / Server (Part-Time) | Forest Lake Country Club | Columbia, SC | May 2022 - April 2023</w:t>
-      </w:r>
-    </w:p>
-    <w:p>
-      <w:pPr>
-        <w:pStyle w:val="ListBullet"/>
-        <w:spacing w:after="20" w:before="20"/>
-      </w:pPr>
-      <w:r>
-        <w:rPr>
-          <w:rFonts w:ascii="Times New Roman" w:hAnsi="Times New Roman"/>
+          <w:color w:val="000000"/>
           <w:sz w:val="24"/>
         </w:rPr>
         <w:t>Assisted with setup, organization, and breakdown of event spaces, managing materials and equipment efficiently.</w:t>
@@ -264,11 +334,14 @@
     <w:p>
       <w:pPr>
         <w:pStyle w:val="ListBullet"/>
-        <w:spacing w:after="20" w:before="20"/>
+        <w:spacing w:before="0" w:after="40"/>
+        <w:ind w:left="360"/>
       </w:pPr>
       <w:r>
         <w:rPr>
           <w:rFonts w:ascii="Times New Roman" w:hAnsi="Times New Roman"/>
+          <w:b w:val="0"/>
+          <w:color w:val="000000"/>
           <w:sz w:val="24"/>
         </w:rPr>
         <w:t>Ensured accuracy and completeness in preparation tasks prior to each event.</w:t>
@@ -277,11 +350,14 @@
     <w:p>
       <w:pPr>
         <w:pStyle w:val="ListBullet"/>
-        <w:spacing w:after="20" w:before="20"/>
+        <w:spacing w:before="0" w:after="40"/>
+        <w:ind w:left="360"/>
       </w:pPr>
       <w:r>
         <w:rPr>
           <w:rFonts w:ascii="Times New Roman" w:hAnsi="Times New Roman"/>
+          <w:b w:val="0"/>
+          <w:color w:val="000000"/>
           <w:sz w:val="24"/>
         </w:rPr>
         <w:t>Worked collaboratively with team members in a fast-paced, detail-oriented environment.</w:t>
@@ -289,25 +365,39 @@
     </w:p>
     <w:p>
       <w:pPr>
-        <w:spacing w:after="80" w:before="0"/>
+        <w:spacing w:before="0" w:after="60"/>
+        <w:jc w:val="left"/>
+      </w:pPr>
+      <w:r>
+        <w:rPr>
+          <w:rFonts w:ascii="Times New Roman" w:hAnsi="Times New Roman"/>
+          <w:b/>
+          <w:color w:val="000000"/>
+          <w:sz w:val="24"/>
+        </w:rPr>
+        <w:t>Customer Service and Beverage Specialist</w:t>
+      </w:r>
+      <w:r>
+        <w:rPr>
+          <w:rFonts w:ascii="Times New Roman" w:hAnsi="Times New Roman"/>
+          <w:b w:val="0"/>
+          <w:color w:val="000000"/>
+          <w:sz w:val="24"/>
+        </w:rPr>
+        <w:t xml:space="preserve"> | Bottles Beverage Superstore | Columbia, SC | October 2018 - March 2022</w:t>
+      </w:r>
+    </w:p>
+    <w:p>
+      <w:pPr>
+        <w:pStyle w:val="ListBullet"/>
+        <w:spacing w:before="0" w:after="40"/>
+        <w:ind w:left="360"/>
       </w:pPr>
       <w:r>
         <w:rPr>
           <w:rFonts w:ascii="Times New Roman" w:hAnsi="Times New Roman"/>
           <w:b w:val="0"/>
-          <w:sz w:val="24"/>
-        </w:rPr>
-        <w:t>Customer Service and Beverage Specialist | Bottles Beverage Superstore | Columbia, SC | October 2018 - March 2022</w:t>
-      </w:r>
-    </w:p>
-    <w:p>
-      <w:pPr>
-        <w:pStyle w:val="ListBullet"/>
-        <w:spacing w:after="20" w:before="20"/>
-      </w:pPr>
-      <w:r>
-        <w:rPr>
-          <w:rFonts w:ascii="Times New Roman" w:hAnsi="Times New Roman"/>
+          <w:color w:val="000000"/>
           <w:sz w:val="24"/>
         </w:rPr>
         <w:t>Managed inventory, restocked merchandise, and maintained organized product displays to ensure accurate stock levels.</w:t>
@@ -316,11 +406,14 @@
     <w:p>
       <w:pPr>
         <w:pStyle w:val="ListBullet"/>
-        <w:spacing w:after="20" w:before="20"/>
+        <w:spacing w:before="0" w:after="40"/>
+        <w:ind w:left="360"/>
       </w:pPr>
       <w:r>
         <w:rPr>
           <w:rFonts w:ascii="Times New Roman" w:hAnsi="Times New Roman"/>
+          <w:b w:val="0"/>
+          <w:color w:val="000000"/>
           <w:sz w:val="24"/>
         </w:rPr>
         <w:t>Processed transactions and maintained accurate sales records.</w:t>
@@ -329,11 +422,14 @@
     <w:p>
       <w:pPr>
         <w:pStyle w:val="ListBullet"/>
-        <w:spacing w:after="20" w:before="20"/>
+        <w:spacing w:before="0" w:after="40"/>
+        <w:ind w:left="360"/>
       </w:pPr>
       <w:r>
         <w:rPr>
           <w:rFonts w:ascii="Times New Roman" w:hAnsi="Times New Roman"/>
+          <w:b w:val="0"/>
+          <w:color w:val="000000"/>
           <w:sz w:val="24"/>
         </w:rPr>
         <w:t>Received incoming product shipments, verified counts, and organized inventory accordingly.</w:t>
@@ -342,11 +438,14 @@
     <w:p>
       <w:pPr>
         <w:pStyle w:val="ListBullet"/>
-        <w:spacing w:after="20" w:before="20"/>
+        <w:spacing w:before="0" w:after="40"/>
+        <w:ind w:left="360"/>
       </w:pPr>
       <w:r>
         <w:rPr>
           <w:rFonts w:ascii="Times New Roman" w:hAnsi="Times New Roman"/>
+          <w:b w:val="0"/>
+          <w:color w:val="000000"/>
           <w:sz w:val="24"/>
         </w:rPr>
         <w:t>Responded promptly to customer inquiries and resolved issues efficiently.</w:t>
@@ -355,11 +454,14 @@
     <w:p>
       <w:pPr>
         <w:pStyle w:val="ListBullet"/>
-        <w:spacing w:after="20" w:before="20"/>
+        <w:spacing w:before="0" w:after="40"/>
+        <w:ind w:left="360"/>
       </w:pPr>
       <w:r>
         <w:rPr>
           <w:rFonts w:ascii="Times New Roman" w:hAnsi="Times New Roman"/>
+          <w:b w:val="0"/>
+          <w:color w:val="000000"/>
           <w:sz w:val="24"/>
         </w:rPr>
         <w:t>Maintained accurate records and reports on product and customer information.</w:t>
@@ -367,24 +469,25 @@
     </w:p>
     <w:p>
       <w:pPr>
-        <w:spacing w:after="0" w:before="80"/>
+        <w:spacing w:before="40" w:after="40"/>
+        <w:pBdr>
+          <w:bottom w:val="single" w:sz="6" w:space="1" w:color="000000"/>
+        </w:pBdr>
       </w:pPr>
-      <w:r>
-        <w:rPr>
-          <w:rFonts w:ascii="Times New Roman" w:hAnsi="Times New Roman"/>
-          <w:sz w:val="16"/>
-        </w:rPr>
-        <w:t>________________________________________________________________________</w:t>
-      </w:r>
     </w:p>
     <w:p>
       <w:pPr>
-        <w:spacing w:before="240" w:after="80"/>
+        <w:spacing w:before="200" w:after="80"/>
+        <w:jc w:val="left"/>
+        <w:pBdr>
+          <w:bottom w:val="single" w:sz="4" w:space="1" w:color="000000"/>
+        </w:pBdr>
       </w:pPr>
       <w:r>
         <w:rPr>
           <w:rFonts w:ascii="Times New Roman" w:hAnsi="Times New Roman"/>
           <w:b/>
+          <w:color w:val="000000"/>
           <w:sz w:val="24"/>
         </w:rPr>
         <w:t>EDUCATION</w:t>
@@ -392,37 +495,49 @@
     </w:p>
     <w:p>
       <w:pPr>
-        <w:spacing w:after="80" w:before="0"/>
-      </w:pPr>
-      <w:r>
-        <w:rPr>
-          <w:rFonts w:ascii="Times New Roman" w:hAnsi="Times New Roman"/>
-          <w:b w:val="0"/>
-          <w:sz w:val="24"/>
-        </w:rPr>
-        <w:t>Bachelor of Arts, Criminology and Criminal Justice | University of South Carolina | Columbia, SC | December 2018</w:t>
-      </w:r>
-    </w:p>
-    <w:p>
-      <w:pPr>
-        <w:spacing w:after="0" w:before="80"/>
-      </w:pPr>
-      <w:r>
-        <w:rPr>
-          <w:rFonts w:ascii="Times New Roman" w:hAnsi="Times New Roman"/>
-          <w:sz w:val="16"/>
-        </w:rPr>
-        <w:t>________________________________________________________________________</w:t>
-      </w:r>
-    </w:p>
-    <w:p>
-      <w:pPr>
-        <w:spacing w:before="240" w:after="80"/>
+        <w:spacing w:before="0" w:after="60"/>
+        <w:jc w:val="left"/>
       </w:pPr>
       <w:r>
         <w:rPr>
           <w:rFonts w:ascii="Times New Roman" w:hAnsi="Times New Roman"/>
           <w:b/>
+          <w:color w:val="000000"/>
+          <w:sz w:val="24"/>
+        </w:rPr>
+        <w:t>Bachelor of Arts, Criminology and Criminal Justice</w:t>
+      </w:r>
+      <w:r>
+        <w:rPr>
+          <w:rFonts w:ascii="Times New Roman" w:hAnsi="Times New Roman"/>
+          <w:b w:val="0"/>
+          <w:color w:val="000000"/>
+          <w:sz w:val="24"/>
+        </w:rPr>
+        <w:t xml:space="preserve"> | University of South Carolina | Columbia, SC | December 2018</w:t>
+      </w:r>
+    </w:p>
+    <w:p>
+      <w:pPr>
+        <w:spacing w:before="40" w:after="40"/>
+        <w:pBdr>
+          <w:bottom w:val="single" w:sz="6" w:space="1" w:color="000000"/>
+        </w:pBdr>
+      </w:pPr>
+    </w:p>
+    <w:p>
+      <w:pPr>
+        <w:spacing w:before="200" w:after="80"/>
+        <w:jc w:val="left"/>
+        <w:pBdr>
+          <w:bottom w:val="single" w:sz="4" w:space="1" w:color="000000"/>
+        </w:pBdr>
+      </w:pPr>
+      <w:r>
+        <w:rPr>
+          <w:rFonts w:ascii="Times New Roman" w:hAnsi="Times New Roman"/>
+          <w:b/>
+          <w:color w:val="000000"/>
           <w:sz w:val="24"/>
         </w:rPr>
         <w:t>SKILLS</w:t>
@@ -430,12 +545,14 @@
     </w:p>
     <w:p>
       <w:pPr>
-        <w:spacing w:after="80" w:before="0"/>
+        <w:spacing w:before="0" w:after="60"/>
+        <w:jc w:val="left"/>
       </w:pPr>
       <w:r>
         <w:rPr>
           <w:rFonts w:ascii="Times New Roman" w:hAnsi="Times New Roman"/>
           <w:b w:val="0"/>
+          <w:color w:val="000000"/>
           <w:sz w:val="24"/>
         </w:rPr>
         <w:t>Shipping and Receiving Documentation | Inventory Management and Verification | Record Keeping and Data Entry | Multi-Task and Priority Management | Attention to Detail and Accuracy | Team Collaboration | Problem Solving | Microsoft Office Suite | CRM and Database Systems | Reliable and Safety-Conscious</w:t>
@@ -814,8 +931,12 @@
     <w:name w:val="Normal"/>
     <w:qFormat/>
     <w:rsid w:val="00FC693F"/>
+    <w:pPr>
+      <w:spacing w:after="0" w:before="0"/>
+    </w:pPr>
     <w:rPr>
       <w:rFonts w:ascii="Times New Roman" w:hAnsi="Times New Roman"/>
+      <w:color w:val="000000"/>
       <w:sz w:val="24"/>
     </w:rPr>
   </w:style>

--- a/Myeisha_Cheek_Resume_ShippingReceiving_KuehneNagel.docx
+++ b/Myeisha_Cheek_Resume_ShippingReceiving_KuehneNagel.docx
@@ -34,19 +34,8 @@
     </w:p>
     <w:p>
       <w:pPr>
-        <w:spacing w:before="40" w:after="40"/>
-        <w:pBdr>
-          <w:bottom w:val="single" w:sz="6" w:space="1" w:color="000000"/>
-        </w:pBdr>
-      </w:pPr>
-    </w:p>
-    <w:p>
-      <w:pPr>
         <w:spacing w:before="200" w:after="80"/>
         <w:jc w:val="left"/>
-        <w:pBdr>
-          <w:bottom w:val="single" w:sz="4" w:space="1" w:color="000000"/>
-        </w:pBdr>
       </w:pPr>
       <w:r>
         <w:rPr>
@@ -75,19 +64,8 @@
     </w:p>
     <w:p>
       <w:pPr>
-        <w:spacing w:before="40" w:after="40"/>
-        <w:pBdr>
-          <w:bottom w:val="single" w:sz="6" w:space="1" w:color="000000"/>
-        </w:pBdr>
-      </w:pPr>
-    </w:p>
-    <w:p>
-      <w:pPr>
         <w:spacing w:before="200" w:after="80"/>
         <w:jc w:val="left"/>
-        <w:pBdr>
-          <w:bottom w:val="single" w:sz="4" w:space="1" w:color="000000"/>
-        </w:pBdr>
       </w:pPr>
       <w:r>
         <w:rPr>
@@ -469,19 +447,8 @@
     </w:p>
     <w:p>
       <w:pPr>
-        <w:spacing w:before="40" w:after="40"/>
-        <w:pBdr>
-          <w:bottom w:val="single" w:sz="6" w:space="1" w:color="000000"/>
-        </w:pBdr>
-      </w:pPr>
-    </w:p>
-    <w:p>
-      <w:pPr>
         <w:spacing w:before="200" w:after="80"/>
         <w:jc w:val="left"/>
-        <w:pBdr>
-          <w:bottom w:val="single" w:sz="4" w:space="1" w:color="000000"/>
-        </w:pBdr>
       </w:pPr>
       <w:r>
         <w:rPr>
@@ -519,19 +486,8 @@
     </w:p>
     <w:p>
       <w:pPr>
-        <w:spacing w:before="40" w:after="40"/>
-        <w:pBdr>
-          <w:bottom w:val="single" w:sz="6" w:space="1" w:color="000000"/>
-        </w:pBdr>
-      </w:pPr>
-    </w:p>
-    <w:p>
-      <w:pPr>
         <w:spacing w:before="200" w:after="80"/>
         <w:jc w:val="left"/>
-        <w:pBdr>
-          <w:bottom w:val="single" w:sz="4" w:space="1" w:color="000000"/>
-        </w:pBdr>
       </w:pPr>
       <w:r>
         <w:rPr>

--- a/Myeisha_Cheek_Resume_ShippingReceiving_KuehneNagel.docx
+++ b/Myeisha_Cheek_Resume_ShippingReceiving_KuehneNagel.docx
@@ -36,6 +36,9 @@
       <w:pPr>
         <w:spacing w:before="200" w:after="80"/>
         <w:jc w:val="left"/>
+        <w:pBdr>
+          <w:bottom w:val="single" w:sz="4" w:space="1" w:color="000000"/>
+        </w:pBdr>
       </w:pPr>
       <w:r>
         <w:rPr>
@@ -66,6 +69,9 @@
       <w:pPr>
         <w:spacing w:before="200" w:after="80"/>
         <w:jc w:val="left"/>
+        <w:pBdr>
+          <w:bottom w:val="single" w:sz="4" w:space="1" w:color="000000"/>
+        </w:pBdr>
       </w:pPr>
       <w:r>
         <w:rPr>
@@ -449,6 +455,9 @@
       <w:pPr>
         <w:spacing w:before="200" w:after="80"/>
         <w:jc w:val="left"/>
+        <w:pBdr>
+          <w:bottom w:val="single" w:sz="4" w:space="1" w:color="000000"/>
+        </w:pBdr>
       </w:pPr>
       <w:r>
         <w:rPr>
@@ -488,6 +497,9 @@
       <w:pPr>
         <w:spacing w:before="200" w:after="80"/>
         <w:jc w:val="left"/>
+        <w:pBdr>
+          <w:bottom w:val="single" w:sz="4" w:space="1" w:color="000000"/>
+        </w:pBdr>
       </w:pPr>
       <w:r>
         <w:rPr>
